--- a/papers/_sources/rope_renormalization_eft.docx
+++ b/papers/_sources/rope_renormalization_eft.docx
@@ -61,23 +61,6 @@
           <w:szCs w:val="20"/>
         </w:rPr>
         <w:t xml:space="preserve">Global Networking Practice, NTT DATA, Charlotte, NC  ·  palmer100@gmail.com</w:t>
-      </w:r>
-    </w:p>
-    <w:p>
-      <w:pPr>
-        <w:spacing w:after="120" w:before="0" w:line="276"/>
-        <w:jc w:val="center"/>
-      </w:pPr>
-      <w:r>
-        <w:rPr>
-          <w:rFonts w:ascii="Times New Roman" w:cs="Times New Roman" w:eastAsia="Times New Roman" w:hAnsi="Times New Roman"/>
-          <w:i/>
-          <w:iCs/>
-          <w:color w:val="666666"/>
-          <w:sz w:val="18"/>
-          <w:szCs w:val="18"/>
-        </w:rPr>
-        <w:t xml:space="preserve">Programme credit: the core Rope Hypothesis is due to Bill Gaede; this work develops and formalises it.</w:t>
       </w:r>
     </w:p>
     <w:p>
@@ -3831,23 +3814,6 @@
       </w:r>
     </w:p>
     <w:p>
-      <w:pPr>
-        <w:spacing w:after="160" w:before="0" w:line="276"/>
-        <w:jc w:val="both"/>
-      </w:pPr>
-      <w:r>
-        <w:rPr>
-          <w:rFonts w:ascii="Times New Roman" w:cs="Times New Roman" w:eastAsia="Times New Roman" w:hAnsi="Times New Roman"/>
-          <w:i/>
-          <w:iCs/>
-          <w:color w:val="666666"/>
-          <w:sz w:val="20"/>
-          <w:szCs w:val="20"/>
-        </w:rPr>
-        <w:t xml:space="preserve">Programme credit: the core Rope Hypothesis is due to Bill Gaede. Computational collaboration and drafting by Claude (Anthropic). Correspondence to palmer100@gmail.com.</w:t>
-      </w:r>
-    </w:p>
-    <w:p>
       <w:r>
         <w:rPr>
           <w:b/>
@@ -3860,6 +3826,7 @@
         <w:t>Each statement below is traceable to the machine-readable registry (claims.yaml), the corpus's single source of truth. Status labels: Derived (follows from stated mechanics), Modeled (reproduces data with declared inputs), EFT-constrained (bounded by effective-theory limits), Conjecture (proposed, not derived), Open (registered unsolved problem), Failed (falsified, kept as a finding). Where a claim is code-backed, the named benchmark reruns it.</w:t>
       </w:r>
     </w:p>
+    <w:p/>
     <w:p>
       <w:r>
         <w:rPr>
@@ -3869,6 +3836,12 @@
       </w:r>
       <w:r>
         <w:t>Coarse-grained action S=  [benchmark: benchmarks/eft/rg_analysis.py]</w:t>
+      </w:r>
+    </w:p>
+    <w:p/>
+    <w:p>
+      <w:r>
+        <w:t>Programme credit: the core Rope Hypothesis is due to Bill Gaede; this work develops and formalises it. Computational collaboration and drafting by Claude (Anthropic). Correspondence to palmer100@gmail.com.</w:t>
       </w:r>
     </w:p>
     <w:sectPr>

--- a/papers/_sources/rope_renormalization_eft.docx
+++ b/papers/_sources/rope_renormalization_eft.docx
@@ -45,7 +45,7 @@
           <w:sz w:val="22"/>
           <w:szCs w:val="22"/>
         </w:rPr>
-        <w:t xml:space="preserve">Mark Palmer  ·  with computational collaboration by Claude (Anthropic)</w:t>
+        <w:t xml:space="preserve">Mark Palmer · with computational collaboration by Claude (Anthropic)</w:t>
       </w:r>
     </w:p>
     <w:p>
@@ -60,7 +60,7 @@
           <w:sz w:val="20"/>
           <w:szCs w:val="20"/>
         </w:rPr>
-        <w:t xml:space="preserve">Global Networking Practice, NTT DATA, Charlotte, NC  ·  palmer100@gmail.com</w:t>
+        <w:t xml:space="preserve">Charlotte, NC · palmer100@gmail.com</w:t>
       </w:r>
     </w:p>
     <w:p>

--- a/papers/_sources/rope_renormalization_eft.docx
+++ b/papers/_sources/rope_renormalization_eft.docx
@@ -88,6 +88,20 @@
           <w:szCs w:val="22"/>
         </w:rPr>
         <w:t xml:space="preserve"/>
+      </w:r>
+    </w:p>
+    <w:p>
+      <w:pPr>
+        <w:spacing w:after="160" w:before="0" w:line="276"/>
+        <w:jc w:val="both"/>
+      </w:pPr>
+      <w:r>
+        <w:rPr>
+          <w:rFonts w:ascii="Times New Roman" w:cs="Times New Roman" w:eastAsia="Times New Roman" w:hAnsi="Times New Roman"/>
+          <w:sz w:val="24"/>
+          <w:szCs w:val="24"/>
+        </w:rPr>
+        <w:t xml:space="preserve">Naming note (5 September 2026). This programme is now the Mesh Programme and the theory it develops the mesh framework; 'the rope framework' in earlier revisions reads 'the mesh framework'. 'Rope' remains the name of the two-strand wound object, and the Rope Hypothesis credited to Bill Gaede keeps its name. Identifiers (repository, rope_solver, file names, claim IDs) are unchanged.</w:t>
       </w:r>
     </w:p>
     <w:p>
@@ -118,7 +132,7 @@
           <w:sz w:val="24"/>
           <w:szCs w:val="24"/>
         </w:rPr>
-        <w:t xml:space="preserve">Nearly every recent paper in the Rope Programme rests on one step: the microscopic rope mechanics coarse-grain to a continuum orientation field theory with a stiffness term, a compact-U(1) phase structure, and Hopf topology. Prior papers assumed that form; the Microscopic Mechanics paper derived its leading coefficient. This paper asks the renormalization-group question underneath both: WHY does the coarse-grained theory take this form, and is that form stable under fluctuations? We give three results, each computed rather than asserted, and we mark precisely where the justification stops. First, an operator power-counting analysis shows that the stiffness term (∇θ)² is the leading (fixed-point) kinetic term and higher-gradient corrections are irrelevant — the standard effective-field-theory justification for keeping only the stiffness at long distance. Second, we clarify a genuine conflation in the corpus: the massless-photon (Coulomb) phase requires the FOUR-dimensional (3+1D) compact-U(1) analysis, not the three-dimensional-spatial one; the two are different theories, and only the 4D version supports a massless photon — at weak coupling, i.e. a stiff medium, exactly matching the programme’s ‘stiff ropes, d = 3 essential’ conclusion. Third, a one-loop calculation shows the stiffness is softened by fluctuations by a controlled, few-percent amount in the stiff/Coulomb regime the programme uses, establishing its perturbative stability there. We do NOT claim a complete non-perturbative proof that the microscopic theory flows to exactly compact-U(1) with no surprises; that remains open, and we say so.</w:t>
+        <w:t xml:space="preserve">Nearly every recent paper in the Mesh Programme rests on one step: the microscopic rope mechanics coarse-grain to a continuum orientation field theory with a stiffness term, a compact-U(1) phase structure, and Hopf topology. Prior papers assumed that form; the Microscopic Mechanics paper derived its leading coefficient. This paper asks the renormalization-group question underneath both: WHY does the coarse-grained theory take this form, and is that form stable under fluctuations? We give three results, each computed rather than asserted, and we mark precisely where the justification stops. First, an operator power-counting analysis shows that the stiffness term (∇θ)² is the leading (fixed-point) kinetic term and higher-gradient corrections are irrelevant — the standard effective-field-theory justification for keeping only the stiffness at long distance. Second, we clarify a genuine conflation in the corpus: the massless-photon (Coulomb) phase requires the FOUR-dimensional (3+1D) compact-U(1) analysis, not the three-dimensional-spatial one; the two are different theories, and only the 4D version supports a massless photon — at weak coupling, i.e. a stiff medium, exactly matching the programme’s ‘stiff ropes, d = 3 essential’ conclusion. Third, a one-loop calculation shows the stiffness is softened by fluctuations by a controlled, few-percent amount in the stiff/Coulomb regime the programme uses, establishing its perturbative stability there. We do NOT claim a complete non-perturbative proof that the microscopic theory flows to exactly compact-U(1) with no surprises; that remains open, and we say so.</w:t>
       </w:r>
     </w:p>
     <w:p>
@@ -279,7 +293,7 @@
           <w:sz w:val="24"/>
           <w:szCs w:val="24"/>
         </w:rPr>
-        <w:t xml:space="preserve">The recent papers of the Rope Programme — electromagnetism, thermodynamics, condensed-matter analogues, quantum foundations — share a single foundational move: microscopic rope mechanics are coarse-grained into a continuum orientation field theory whose leading term is an elastic stiffness, whose defects carry a compact-U(1) phase structure, and whose order-parameter space has Hopf topology. The Microscopic Mechanics paper made the leading COEFFICIENT of that theory rigorous (and, in doing so, corrected a propagated factor). This paper addresses the complementary question: why the FORM, and is it stable?</w:t>
+        <w:t xml:space="preserve">The recent papers of the Mesh Programme — electromagnetism, thermodynamics, condensed-matter analogues, quantum foundations — share a single foundational move: microscopic rope mechanics are coarse-grained into a continuum orientation field theory whose leading term is an elastic stiffness, whose defects carry a compact-U(1) phase structure, and whose order-parameter space has Hopf topology. The Microscopic Mechanics paper made the leading COEFFICIENT of that theory rigorous (and, in doing so, corrected a propagated factor). This paper addresses the complementary question: why the FORM, and is it stable?</w:t>
       </w:r>
     </w:p>
     <w:p>
@@ -2435,7 +2449,7 @@
           <w:sz w:val="24"/>
           <w:szCs w:val="24"/>
         </w:rPr>
-        <w:t xml:space="preserve">This cuts two ways for the rope programme, and honesty requires both. On one hand, it is what makes the coarse-graining robust: the emergent stiffness theory does not depend on the precise microscopic details of the rope network, only on its symmetries (rotation, shift, compactness) and dimensionality — so the programme need not know every microscopic specific to obtain the continuum physics. On the other hand, it is exactly why a successful analogue experiment (in a superfluid or liquid crystal) tests the shared effective theory but CANNOT confirm the rope ontology: universality means many microscopically different substrates — most of which are not spacetime — land on the same effective description. The same principle that makes the coarse-graining trustworthy is the one that prevents any effective-theory success from proving what the substrate actually is. Universality gives, and universality takes away.</w:t>
+        <w:t xml:space="preserve">This cuts two ways for the mesh programme, and honesty requires both. On one hand, it is what makes the coarse-graining robust: the emergent stiffness theory does not depend on the precise microscopic details of the rope network, only on its symmetries (rotation, shift, compactness) and dimensionality — so the programme need not know every microscopic specific to obtain the continuum physics. On the other hand, it is exactly why a successful analogue experiment (in a superfluid or liquid crystal) tests the shared effective theory but CANNOT confirm the rope ontology: universality means many microscopically different substrates — most of which are not spacetime — land on the same effective description. The same principle that makes the coarse-graining trustworthy is the one that prevents any effective-theory success from proving what the substrate actually is. Universality gives, and universality takes away.</w:t>
       </w:r>
     </w:p>
     <w:p>
@@ -3798,7 +3812,7 @@
           <w:sz w:val="24"/>
           <w:szCs w:val="24"/>
         </w:rPr>
-        <w:t xml:space="preserve">We set out to justify, rather than assume, the coarse-grained form on which the Rope Programme rests, and to test its stability. Three things are now computed rather than asserted: the stiffness term is the leading fixed-point kinetic term, with higher-gradient corrections irrelevant; the massless-photon claim belongs specifically to the four-dimensional compact-U(1) theory at weak coupling, correcting a conflation in the corpus while confirming its conclusion; and the stiffness is perturbatively stable, softened by only a few percent at one loop, in the stiff regime the programme uses. We have not proven, non-perturbatively and globally, that the microscopic theory flows to exactly compact-U(1) with no surprises, and we have made that boundary a section of its own rather than a footnote. The paper thus does for the coarse-graining what the Microscopic Mechanics paper did for its coefficient: it replaces an assumption with a derivation as far as the derivation honestly reaches, and marks clearly where it stops. That is the appropriate state for the mathematical backbone of a programme that intends to be evaluated on its merits.</w:t>
+        <w:t xml:space="preserve">We set out to justify, rather than assume, the coarse-grained form on which the Mesh Programme rests, and to test its stability. Three things are now computed rather than asserted: the stiffness term is the leading fixed-point kinetic term, with higher-gradient corrections irrelevant; the massless-photon claim belongs specifically to the four-dimensional compact-U(1) theory at weak coupling, correcting a conflation in the corpus while confirming its conclusion; and the stiffness is perturbatively stable, softened by only a few percent at one loop, in the stiff regime the programme uses. We have not proven, non-perturbatively and globally, that the microscopic theory flows to exactly compact-U(1) with no surprises, and we have made that boundary a section of its own rather than a footnote. The paper thus does for the coarse-graining what the Microscopic Mechanics paper did for its coefficient: it replaces an assumption with a derivation as far as the derivation honestly reaches, and marks clearly where it stops. That is the appropriate state for the mathematical backbone of a programme that intends to be evaluated on its merits.</w:t>
       </w:r>
     </w:p>
     <w:p>
